--- a/lessons/3-2/readiness/practice.docx
+++ b/lessons/3-2/readiness/practice.docx
@@ -14,7 +14,7 @@
           <w:sz w:val="36"/>
           <w:szCs w:val="36"/>
         </w:rPr>
-        <w:t xml:space="preserve">Get Ready: Ratio Tables</w:t>
+        <w:t xml:space="preserve">Get Ready: Rates and Unit Rates</w:t>
       </w:r>
     </w:p>
     <w:p>
@@ -29,7 +29,7 @@
           <w:sz w:val="20"/>
           <w:szCs w:val="20"/>
         </w:rPr>
-        <w:t xml:space="preserve">Readiness practice for Lesson 3-2  ·  Builds toward 6.RP.3a</w:t>
+        <w:t xml:space="preserve">Readiness practice for Lesson 4-1  ·  Builds toward 6.RP.2</w:t>
       </w:r>
     </w:p>
     <w:p>
@@ -68,7 +68,7 @@
           <w:sz w:val="22"/>
           <w:szCs w:val="22"/>
         </w:rPr>
-        <w:t xml:space="preserve">A ratio table grows a ratio by multiplying both numbers by the same amount — exactly like making equivalent fractions. To fill rows fast you lean on skip counting and multiplication facts.</w:t>
+        <w:t xml:space="preserve">A unit rate tells you how much for one — like miles per 1 hour or cost per 1 item. To find it you divide. Warm up your division and the meaning of "per" and unit rates click into place.</w:t>
       </w:r>
     </w:p>
     <w:p>
@@ -81,7 +81,7 @@
           <w:sz w:val="20"/>
           <w:szCs w:val="20"/>
         </w:rPr>
-        <w:t xml:space="preserve">Skills you'll warm up: Skip counting  ·  Multiplication facts  ·  Equivalent fractions (scaling up)  ·  Reading a table row and column</w:t>
+        <w:t xml:space="preserve">Skills you'll warm up: What "per" means  ·  Division facts  ·  Dividing to find one  ·  Multiplication facts</w:t>
       </w:r>
     </w:p>
     <w:p>
@@ -124,19 +124,19 @@
           <w:sz w:val="20"/>
           <w:szCs w:val="20"/>
         </w:rPr>
-        <w:t xml:space="preserve">Double both numbers, one step at a time.</w:t>
-      </w:r>
-    </w:p>
-    <w:p>
-      <w:pPr>
-        <w:spacing w:after="40" w:before="0"/>
-      </w:pPr>
-      <w:r>
-        <w:rPr>
-          <w:sz w:val="22"/>
-          <w:szCs w:val="22"/>
-        </w:rPr>
-        <w:t xml:space="preserve">1.  The ratio is 1:2. Double the first number: 1 × 2 = ___?</w:t>
+        <w:t xml:space="preserve">Divide to find how much for ONE.</w:t>
+      </w:r>
+    </w:p>
+    <w:p>
+      <w:pPr>
+        <w:spacing w:after="40" w:before="0"/>
+      </w:pPr>
+      <w:r>
+        <w:rPr>
+          <w:sz w:val="22"/>
+          <w:szCs w:val="22"/>
+        </w:rPr>
+        <w:t xml:space="preserve">1.  What is 6 ÷ 2?</w:t>
       </w:r>
     </w:p>
     <w:p>
@@ -159,7 +159,7 @@
           <w:sz w:val="22"/>
           <w:szCs w:val="22"/>
         </w:rPr>
-        <w:t xml:space="preserve">2.  Double the second number too: 2 × 2 = ___?</w:t>
+        <w:t xml:space="preserve">2.  8 apples in 2 bags. How many apples in 1 bag?</w:t>
       </w:r>
     </w:p>
     <w:p>
@@ -182,20 +182,7 @@
           <w:sz w:val="22"/>
           <w:szCs w:val="22"/>
         </w:rPr>
-        <w:t xml:space="preserve">3.  So 1:2 doubled is…?</w:t>
-      </w:r>
-    </w:p>
-    <w:p>
-      <w:pPr>
-        <w:spacing w:after="40" w:before="0"/>
-      </w:pPr>
-      <w:r>
-        <w:rPr>
-          <w:color w:val="5E6E7E"/>
-          <w:sz w:val="20"/>
-          <w:szCs w:val="20"/>
-        </w:rPr>
-        <w:t xml:space="preserve">     choices: 1:4   /   2:4   /   2:2   /   3:6</w:t>
+        <w:t xml:space="preserve">3.  $10 for 2 toys. How many dollars for 1 toy?</w:t>
       </w:r>
     </w:p>
     <w:p>
@@ -235,19 +222,19 @@
           <w:sz w:val="20"/>
           <w:szCs w:val="20"/>
         </w:rPr>
-        <w:t xml:space="preserve">Multiply both numbers by 3.</w:t>
-      </w:r>
-    </w:p>
-    <w:p>
-      <w:pPr>
-        <w:spacing w:after="40" w:before="0"/>
-      </w:pPr>
-      <w:r>
-        <w:rPr>
-          <w:sz w:val="22"/>
-          <w:szCs w:val="22"/>
-        </w:rPr>
-        <w:t xml:space="preserve">1.  The ratio is 2:5. Multiply the first by 3: 2 × 3 = ___?</w:t>
+        <w:t xml:space="preserve">Find the rate for one — divide carefully.</w:t>
+      </w:r>
+    </w:p>
+    <w:p>
+      <w:pPr>
+        <w:spacing w:after="40" w:before="0"/>
+      </w:pPr>
+      <w:r>
+        <w:rPr>
+          <w:sz w:val="22"/>
+          <w:szCs w:val="22"/>
+        </w:rPr>
+        <w:t xml:space="preserve">1.  15 miles in 3 hours = ___ miles per hour?</w:t>
       </w:r>
     </w:p>
     <w:p>
@@ -270,7 +257,43 @@
           <w:sz w:val="22"/>
           <w:szCs w:val="22"/>
         </w:rPr>
-        <w:t xml:space="preserve">2.  Multiply the second by 3: 5 × 3 = ___?</w:t>
+        <w:t xml:space="preserve">2.  $12 for 4 markers = $___ per marker?</w:t>
+      </w:r>
+    </w:p>
+    <w:p>
+      <w:pPr>
+        <w:spacing w:after="80" w:before="0"/>
+      </w:pPr>
+      <w:r>
+        <w:rPr>
+          <w:color w:val="BBBBBB"/>
+        </w:rPr>
+        <w:t xml:space="preserve">____________________________________________________</w:t>
+      </w:r>
+    </w:p>
+    <w:p>
+      <w:pPr>
+        <w:spacing w:after="40" w:before="0"/>
+      </w:pPr>
+      <w:r>
+        <w:rPr>
+          <w:sz w:val="22"/>
+          <w:szCs w:val="22"/>
+        </w:rPr>
+        <w:t xml:space="preserve">3.  Which phrase is a unit rate?</w:t>
+      </w:r>
+    </w:p>
+    <w:p>
+      <w:pPr>
+        <w:spacing w:after="40" w:before="0"/>
+      </w:pPr>
+      <w:r>
+        <w:rPr>
+          <w:color w:val="5E6E7E"/>
+          <w:sz w:val="20"/>
+          <w:szCs w:val="20"/>
+        </w:rPr>
+        <w:t xml:space="preserve">     choices: 60 miles in 3 hours   /   20 miles per hour   /   $8 for 4 pens   /   3 bags of apples</w:t>
       </w:r>
     </w:p>
     <w:p>
@@ -310,19 +333,19 @@
           <w:sz w:val="20"/>
           <w:szCs w:val="20"/>
         </w:rPr>
-        <w:t xml:space="preserve">Fill the missing table cell.</w:t>
-      </w:r>
-    </w:p>
-    <w:p>
-      <w:pPr>
-        <w:spacing w:after="40" w:before="0"/>
-      </w:pPr>
-      <w:r>
-        <w:rPr>
-          <w:sz w:val="22"/>
-          <w:szCs w:val="22"/>
-        </w:rPr>
-        <w:t xml:space="preserve">1.  Table: 3 → 12, 6 → ?. Each top is multiplied by 4. So 6 × 4 = ___?</w:t>
+        <w:t xml:space="preserve">Straight into unit rates.</w:t>
+      </w:r>
+    </w:p>
+    <w:p>
+      <w:pPr>
+        <w:spacing w:after="40" w:before="0"/>
+      </w:pPr>
+      <w:r>
+        <w:rPr>
+          <w:sz w:val="22"/>
+          <w:szCs w:val="22"/>
+        </w:rPr>
+        <w:t xml:space="preserve">1.  100 words typed in 5 minutes = ___ words per minute?</w:t>
       </w:r>
     </w:p>
     <w:p>
@@ -345,7 +368,7 @@
           <w:sz w:val="22"/>
           <w:szCs w:val="22"/>
         </w:rPr>
-        <w:t xml:space="preserve">2.  Equivalent ratio: 4:6 = 8:?. Both numbers doubled, so 6 × 2 = ___?</w:t>
+        <w:t xml:space="preserve">2.  $18 for 6 cupcakes = $___ per cupcake?</w:t>
       </w:r>
     </w:p>
     <w:p>
@@ -383,7 +406,7 @@
           <w:sz w:val="22"/>
           <w:szCs w:val="22"/>
         </w:rPr>
-        <w:t xml:space="preserve">1.  The ratio 2:3 is multiplied by 4. The first number becomes 2 × 4 = ___?</w:t>
+        <w:t xml:space="preserve">1.  24 miles in 4 hours = ___ miles per hour?</w:t>
       </w:r>
     </w:p>
     <w:p>
@@ -406,7 +429,7 @@
           <w:sz w:val="22"/>
           <w:szCs w:val="22"/>
         </w:rPr>
-        <w:t xml:space="preserve">2.  Which ratio is equal to 1:5?</w:t>
+        <w:t xml:space="preserve">2.  To find a unit rate (cost per ONE item), you should…</w:t>
       </w:r>
     </w:p>
     <w:p>
@@ -419,7 +442,7 @@
           <w:sz w:val="20"/>
           <w:szCs w:val="20"/>
         </w:rPr>
-        <w:t xml:space="preserve">     choices: 5:1   /   2:5   /   3:15   /   5:10</w:t>
+        <w:t xml:space="preserve">     choices: Divide   /   Add   /   Multiply   /   Subtract</w:t>
       </w:r>
     </w:p>
     <w:p>
@@ -445,7 +468,7 @@
           <w:sz w:val="20"/>
           <w:szCs w:val="20"/>
         </w:rPr>
-        <w:t xml:space="preserve">When you've finished, open Lesson 3-2 and dive in!</w:t>
+        <w:t xml:space="preserve">When you've finished, open Lesson 4-1 and dive in!</w:t>
       </w:r>
     </w:p>
     <w:p>
@@ -492,7 +515,7 @@
           <w:sz w:val="20"/>
           <w:szCs w:val="20"/>
         </w:rPr>
-        <w:t xml:space="preserve">1. 2</w:t>
+        <w:t xml:space="preserve">1. 3</w:t>
       </w:r>
     </w:p>
     <w:p>
@@ -516,7 +539,7 @@
           <w:sz w:val="20"/>
           <w:szCs w:val="20"/>
         </w:rPr>
-        <w:t xml:space="preserve">3. 2:4</w:t>
+        <w:t xml:space="preserve">3. 5</w:t>
       </w:r>
     </w:p>
     <w:p>
@@ -543,6 +566,96 @@
           <w:sz w:val="20"/>
           <w:szCs w:val="20"/>
         </w:rPr>
+        <w:t xml:space="preserve">1. 5</w:t>
+      </w:r>
+    </w:p>
+    <w:p>
+      <w:pPr>
+        <w:spacing w:after="30" w:before="0"/>
+      </w:pPr>
+      <w:r>
+        <w:rPr>
+          <w:sz w:val="20"/>
+          <w:szCs w:val="20"/>
+        </w:rPr>
+        <w:t xml:space="preserve">2. 3</w:t>
+      </w:r>
+    </w:p>
+    <w:p>
+      <w:pPr>
+        <w:spacing w:after="30" w:before="0"/>
+      </w:pPr>
+      <w:r>
+        <w:rPr>
+          <w:sz w:val="20"/>
+          <w:szCs w:val="20"/>
+        </w:rPr>
+        <w:t xml:space="preserve">3. 20 miles per hour</w:t>
+      </w:r>
+    </w:p>
+    <w:p>
+      <w:pPr>
+        <w:spacing w:after="40" w:before="100"/>
+      </w:pPr>
+      <w:r>
+        <w:rPr>
+          <w:b/>
+          <w:bCs/>
+          <w:color w:val="1A6FB5"/>
+          <w:sz w:val="22"/>
+          <w:szCs w:val="22"/>
+        </w:rPr>
+        <w:t xml:space="preserve">Level 2 · Stretch</w:t>
+      </w:r>
+    </w:p>
+    <w:p>
+      <w:pPr>
+        <w:spacing w:after="30" w:before="0"/>
+      </w:pPr>
+      <w:r>
+        <w:rPr>
+          <w:sz w:val="20"/>
+          <w:szCs w:val="20"/>
+        </w:rPr>
+        <w:t xml:space="preserve">1. 20</w:t>
+      </w:r>
+    </w:p>
+    <w:p>
+      <w:pPr>
+        <w:spacing w:after="30" w:before="0"/>
+      </w:pPr>
+      <w:r>
+        <w:rPr>
+          <w:sz w:val="20"/>
+          <w:szCs w:val="20"/>
+        </w:rPr>
+        <w:t xml:space="preserve">2. 3</w:t>
+      </w:r>
+    </w:p>
+    <w:p>
+      <w:pPr>
+        <w:spacing w:after="40" w:before="100"/>
+      </w:pPr>
+      <w:r>
+        <w:rPr>
+          <w:b/>
+          <w:bCs/>
+          <w:color w:val="C45A3C"/>
+          <w:sz w:val="22"/>
+          <w:szCs w:val="22"/>
+        </w:rPr>
+        <w:t xml:space="preserve">Exit Ticket</w:t>
+      </w:r>
+    </w:p>
+    <w:p>
+      <w:pPr>
+        <w:spacing w:after="30" w:before="0"/>
+      </w:pPr>
+      <w:r>
+        <w:rPr>
+          <w:sz w:val="20"/>
+          <w:szCs w:val="20"/>
+        </w:rPr>
         <w:t xml:space="preserve">1. 6</w:t>
       </w:r>
     </w:p>
@@ -555,85 +668,7 @@
           <w:sz w:val="20"/>
           <w:szCs w:val="20"/>
         </w:rPr>
-        <w:t xml:space="preserve">2. 15</w:t>
-      </w:r>
-    </w:p>
-    <w:p>
-      <w:pPr>
-        <w:spacing w:after="40" w:before="100"/>
-      </w:pPr>
-      <w:r>
-        <w:rPr>
-          <w:b/>
-          <w:bCs/>
-          <w:color w:val="1A6FB5"/>
-          <w:sz w:val="22"/>
-          <w:szCs w:val="22"/>
-        </w:rPr>
-        <w:t xml:space="preserve">Level 2 · Stretch</w:t>
-      </w:r>
-    </w:p>
-    <w:p>
-      <w:pPr>
-        <w:spacing w:after="30" w:before="0"/>
-      </w:pPr>
-      <w:r>
-        <w:rPr>
-          <w:sz w:val="20"/>
-          <w:szCs w:val="20"/>
-        </w:rPr>
-        <w:t xml:space="preserve">1. 24</w:t>
-      </w:r>
-    </w:p>
-    <w:p>
-      <w:pPr>
-        <w:spacing w:after="30" w:before="0"/>
-      </w:pPr>
-      <w:r>
-        <w:rPr>
-          <w:sz w:val="20"/>
-          <w:szCs w:val="20"/>
-        </w:rPr>
-        <w:t xml:space="preserve">2. 12</w:t>
-      </w:r>
-    </w:p>
-    <w:p>
-      <w:pPr>
-        <w:spacing w:after="40" w:before="100"/>
-      </w:pPr>
-      <w:r>
-        <w:rPr>
-          <w:b/>
-          <w:bCs/>
-          <w:color w:val="C45A3C"/>
-          <w:sz w:val="22"/>
-          <w:szCs w:val="22"/>
-        </w:rPr>
-        <w:t xml:space="preserve">Exit Ticket</w:t>
-      </w:r>
-    </w:p>
-    <w:p>
-      <w:pPr>
-        <w:spacing w:after="30" w:before="0"/>
-      </w:pPr>
-      <w:r>
-        <w:rPr>
-          <w:sz w:val="20"/>
-          <w:szCs w:val="20"/>
-        </w:rPr>
-        <w:t xml:space="preserve">1. 8</w:t>
-      </w:r>
-    </w:p>
-    <w:p>
-      <w:pPr>
-        <w:spacing w:after="30" w:before="0"/>
-      </w:pPr>
-      <w:r>
-        <w:rPr>
-          <w:sz w:val="20"/>
-          <w:szCs w:val="20"/>
-        </w:rPr>
-        <w:t xml:space="preserve">2. 3:15</w:t>
+        <w:t xml:space="preserve">2. Divide</w:t>
       </w:r>
     </w:p>
     <w:sectPr>
